--- a/docs/quarto/reports/etapa1.docx
+++ b/docs/quarto/reports/etapa1.docx
@@ -23,16 +23,7 @@
         <w:pStyle w:val="Date"/>
       </w:pPr>
       <w:r>
-        <w:t xml:space="preserve">2025-09-26</w:t>
-      </w:r>
-    </w:p>
-    <w:bookmarkStart w:id="22" w:name="exploración-de-la-base-de-datos"/>
-    <w:p>
-      <w:pPr>
-        <w:pStyle w:val="Heading1"/>
-      </w:pPr>
-      <w:r>
-        <w:t xml:space="preserve">Exploración de la base de datos</w:t>
+        <w:t xml:space="preserve">2025-09-29</w:t>
       </w:r>
     </w:p>
     <w:p>
@@ -49,7 +40,90 @@
         <w:rPr>
           <w:rStyle w:val="NormalTok"/>
         </w:rPr>
-        <w:t xml:space="preserve">(tidyverse)</w:t>
+        <w:t xml:space="preserve">(maps)</w:t>
+      </w:r>
+      <w:r>
+        <w:br/>
+      </w:r>
+      <w:r>
+        <w:rPr>
+          <w:rStyle w:val="FunctionTok"/>
+        </w:rPr>
+        <w:t xml:space="preserve">map</w:t>
+      </w:r>
+      <w:r>
+        <w:rPr>
+          <w:rStyle w:val="NormalTok"/>
+        </w:rPr>
+        <w:t xml:space="preserve">(</w:t>
+      </w:r>
+      <w:r>
+        <w:rPr>
+          <w:rStyle w:val="StringTok"/>
+        </w:rPr>
+        <w:t xml:space="preserve">"world"</w:t>
+      </w:r>
+      <w:r>
+        <w:rPr>
+          <w:rStyle w:val="NormalTok"/>
+        </w:rPr>
+        <w:t xml:space="preserve">)</w:t>
+      </w:r>
+    </w:p>
+    <w:p>
+      <w:pPr>
+        <w:pStyle w:val="FirstParagraph"/>
+      </w:pPr>
+      <w:r>
+        <w:drawing>
+          <wp:inline>
+            <wp:extent cx="4620126" cy="3696101"/>
+            <wp:effectExtent b="0" l="0" r="0" t="0"/>
+            <wp:docPr descr="" title="" id="21" name="Picture"/>
+            <a:graphic>
+              <a:graphicData uri="http://schemas.openxmlformats.org/drawingml/2006/picture">
+                <pic:pic>
+                  <pic:nvPicPr>
+                    <pic:cNvPr descr="etapa1_files/figure-docx/unnamed-chunk-1-1.png" id="22" name="Picture"/>
+                    <pic:cNvPicPr>
+                      <a:picLocks noChangeArrowheads="1" noChangeAspect="1"/>
+                    </pic:cNvPicPr>
+                  </pic:nvPicPr>
+                  <pic:blipFill>
+                    <a:blip r:embed="rId20"/>
+                    <a:stretch>
+                      <a:fillRect/>
+                    </a:stretch>
+                  </pic:blipFill>
+                  <pic:spPr bwMode="auto">
+                    <a:xfrm>
+                      <a:off x="0" y="0"/>
+                      <a:ext cx="4620126" cy="3696101"/>
+                    </a:xfrm>
+                    <a:prstGeom prst="rect">
+                      <a:avLst/>
+                    </a:prstGeom>
+                    <a:noFill/>
+                    <a:ln w="9525">
+                      <a:noFill/>
+                      <a:headEnd/>
+                      <a:tailEnd/>
+                    </a:ln>
+                  </pic:spPr>
+                </pic:pic>
+              </a:graphicData>
+            </a:graphic>
+          </wp:inline>
+        </w:drawing>
+      </w:r>
+    </w:p>
+    <w:bookmarkStart w:id="25" w:name="exploración-de-la-base-de-datos"/>
+    <w:p>
+      <w:pPr>
+        <w:pStyle w:val="Heading1"/>
+      </w:pPr>
+      <w:r>
+        <w:t xml:space="preserve">Exploración de la base de datos</w:t>
       </w:r>
     </w:p>
     <w:p>
@@ -58,90 +132,15 @@
       </w:pPr>
       <w:r>
         <w:rPr>
-          <w:rStyle w:val="VerbatimChar"/>
-        </w:rPr>
-        <w:t xml:space="preserve">── Attaching core tidyverse packages ──────────────────────── tidyverse 2.0.0 ──</w:t>
-      </w:r>
-      <w:r>
-        <w:br/>
-      </w:r>
-      <w:r>
-        <w:rPr>
-          <w:rStyle w:val="VerbatimChar"/>
-        </w:rPr>
-        <w:t xml:space="preserve">✔ dplyr     1.1.4     ✔ readr     2.1.5</w:t>
-      </w:r>
-      <w:r>
-        <w:br/>
-      </w:r>
-      <w:r>
-        <w:rPr>
-          <w:rStyle w:val="VerbatimChar"/>
-        </w:rPr>
-        <w:t xml:space="preserve">✔ forcats   1.0.1     ✔ stringr   1.5.2</w:t>
-      </w:r>
-      <w:r>
-        <w:br/>
-      </w:r>
-      <w:r>
-        <w:rPr>
-          <w:rStyle w:val="VerbatimChar"/>
-        </w:rPr>
-        <w:t xml:space="preserve">✔ ggplot2   4.0.0     ✔ tibble    3.3.0</w:t>
-      </w:r>
-      <w:r>
-        <w:br/>
-      </w:r>
-      <w:r>
-        <w:rPr>
-          <w:rStyle w:val="VerbatimChar"/>
-        </w:rPr>
-        <w:t xml:space="preserve">✔ lubridate 1.9.4     ✔ tidyr     1.3.1</w:t>
-      </w:r>
-      <w:r>
-        <w:br/>
-      </w:r>
-      <w:r>
-        <w:rPr>
-          <w:rStyle w:val="VerbatimChar"/>
-        </w:rPr>
-        <w:t xml:space="preserve">✔ purrr     1.1.0     </w:t>
-      </w:r>
-      <w:r>
-        <w:br/>
-      </w:r>
-      <w:r>
-        <w:rPr>
-          <w:rStyle w:val="VerbatimChar"/>
-        </w:rPr>
-        <w:t xml:space="preserve">── Conflicts ────────────────────────────────────────── tidyverse_conflicts() ──</w:t>
-      </w:r>
-      <w:r>
-        <w:br/>
-      </w:r>
-      <w:r>
-        <w:rPr>
-          <w:rStyle w:val="VerbatimChar"/>
-        </w:rPr>
-        <w:t xml:space="preserve">✖ dplyr::filter() masks stats::filter()</w:t>
-      </w:r>
-      <w:r>
-        <w:br/>
-      </w:r>
-      <w:r>
-        <w:rPr>
-          <w:rStyle w:val="VerbatimChar"/>
-        </w:rPr>
-        <w:t xml:space="preserve">✖ dplyr::lag()    masks stats::lag()</w:t>
-      </w:r>
-      <w:r>
-        <w:br/>
-      </w:r>
-      <w:r>
-        <w:rPr>
-          <w:rStyle w:val="VerbatimChar"/>
-        </w:rPr>
-        <w:t xml:space="preserve">ℹ Use the conflicted package (&lt;http://conflicted.r-lib.org/&gt;) to force all conflicts to become errors</w:t>
+          <w:rStyle w:val="FunctionTok"/>
+        </w:rPr>
+        <w:t xml:space="preserve">library</w:t>
+      </w:r>
+      <w:r>
+        <w:rPr>
+          <w:rStyle w:val="NormalTok"/>
+        </w:rPr>
+        <w:t xml:space="preserve">(tidyverse)</w:t>
       </w:r>
     </w:p>
     <w:p>
@@ -150,15 +149,99 @@
       </w:pPr>
       <w:r>
         <w:rPr>
-          <w:rStyle w:val="FunctionTok"/>
-        </w:rPr>
-        <w:t xml:space="preserve">library</w:t>
-      </w:r>
-      <w:r>
-        <w:rPr>
-          <w:rStyle w:val="NormalTok"/>
-        </w:rPr>
-        <w:t xml:space="preserve">(here)</w:t>
+          <w:rStyle w:val="VerbatimChar"/>
+        </w:rPr>
+        <w:t xml:space="preserve">── Attaching core tidyverse packages ──────────────────────── tidyverse 2.0.0 ──</w:t>
+      </w:r>
+      <w:r>
+        <w:br/>
+      </w:r>
+      <w:r>
+        <w:rPr>
+          <w:rStyle w:val="VerbatimChar"/>
+        </w:rPr>
+        <w:t xml:space="preserve">✔ dplyr     1.1.4     ✔ readr     2.1.5</w:t>
+      </w:r>
+      <w:r>
+        <w:br/>
+      </w:r>
+      <w:r>
+        <w:rPr>
+          <w:rStyle w:val="VerbatimChar"/>
+        </w:rPr>
+        <w:t xml:space="preserve">✔ forcats   1.0.1     ✔ stringr   1.5.2</w:t>
+      </w:r>
+      <w:r>
+        <w:br/>
+      </w:r>
+      <w:r>
+        <w:rPr>
+          <w:rStyle w:val="VerbatimChar"/>
+        </w:rPr>
+        <w:t xml:space="preserve">✔ ggplot2   4.0.0     ✔ tibble    3.3.0</w:t>
+      </w:r>
+      <w:r>
+        <w:br/>
+      </w:r>
+      <w:r>
+        <w:rPr>
+          <w:rStyle w:val="VerbatimChar"/>
+        </w:rPr>
+        <w:t xml:space="preserve">✔ lubridate 1.9.4     ✔ tidyr     1.3.1</w:t>
+      </w:r>
+      <w:r>
+        <w:br/>
+      </w:r>
+      <w:r>
+        <w:rPr>
+          <w:rStyle w:val="VerbatimChar"/>
+        </w:rPr>
+        <w:t xml:space="preserve">✔ purrr     1.1.0     </w:t>
+      </w:r>
+      <w:r>
+        <w:br/>
+      </w:r>
+      <w:r>
+        <w:rPr>
+          <w:rStyle w:val="VerbatimChar"/>
+        </w:rPr>
+        <w:t xml:space="preserve">── Conflicts ────────────────────────────────────────── tidyverse_conflicts() ──</w:t>
+      </w:r>
+      <w:r>
+        <w:br/>
+      </w:r>
+      <w:r>
+        <w:rPr>
+          <w:rStyle w:val="VerbatimChar"/>
+        </w:rPr>
+        <w:t xml:space="preserve">✖ dplyr::filter() masks stats::filter()</w:t>
+      </w:r>
+      <w:r>
+        <w:br/>
+      </w:r>
+      <w:r>
+        <w:rPr>
+          <w:rStyle w:val="VerbatimChar"/>
+        </w:rPr>
+        <w:t xml:space="preserve">✖ dplyr::lag()    masks stats::lag()</w:t>
+      </w:r>
+      <w:r>
+        <w:br/>
+      </w:r>
+      <w:r>
+        <w:rPr>
+          <w:rStyle w:val="VerbatimChar"/>
+        </w:rPr>
+        <w:t xml:space="preserve">✖ purrr::map()    masks maps::map()</w:t>
+      </w:r>
+      <w:r>
+        <w:br/>
+      </w:r>
+      <w:r>
+        <w:rPr>
+          <w:rStyle w:val="VerbatimChar"/>
+        </w:rPr>
+        <w:t xml:space="preserve">ℹ Use the conflicted package (&lt;http://conflicted.r-lib.org/&gt;) to force all conflicts to become errors</w:t>
       </w:r>
     </w:p>
     <w:p>
@@ -167,9 +250,15 @@
       </w:pPr>
       <w:r>
         <w:rPr>
-          <w:rStyle w:val="VerbatimChar"/>
-        </w:rPr>
-        <w:t xml:space="preserve">here() starts at C:/Users/usuario/Downloads/GitHub/MA1001B</w:t>
+          <w:rStyle w:val="FunctionTok"/>
+        </w:rPr>
+        <w:t xml:space="preserve">library</w:t>
+      </w:r>
+      <w:r>
+        <w:rPr>
+          <w:rStyle w:val="NormalTok"/>
+        </w:rPr>
+        <w:t xml:space="preserve">(here)</w:t>
       </w:r>
     </w:p>
     <w:p>
@@ -178,69 +267,9 @@
       </w:pPr>
       <w:r>
         <w:rPr>
-          <w:rStyle w:val="NormalTok"/>
-        </w:rPr>
-        <w:t xml:space="preserve">M19 </w:t>
-      </w:r>
-      <w:r>
-        <w:rPr>
-          <w:rStyle w:val="OtherTok"/>
-        </w:rPr>
-        <w:t xml:space="preserve">&lt;-</w:t>
-      </w:r>
-      <w:r>
-        <w:rPr>
-          <w:rStyle w:val="NormalTok"/>
-        </w:rPr>
-        <w:t xml:space="preserve"> </w:t>
-      </w:r>
-      <w:r>
-        <w:rPr>
-          <w:rStyle w:val="FunctionTok"/>
-        </w:rPr>
-        <w:t xml:space="preserve">read_csv</w:t>
-      </w:r>
-      <w:r>
-        <w:rPr>
-          <w:rStyle w:val="NormalTok"/>
-        </w:rPr>
-        <w:t xml:space="preserve">(</w:t>
-      </w:r>
-      <w:r>
-        <w:rPr>
-          <w:rStyle w:val="FunctionTok"/>
-        </w:rPr>
-        <w:t xml:space="preserve">here</w:t>
-      </w:r>
-      <w:r>
-        <w:rPr>
-          <w:rStyle w:val="NormalTok"/>
-        </w:rPr>
-        <w:t xml:space="preserve">(</w:t>
-      </w:r>
-      <w:r>
-        <w:rPr>
-          <w:rStyle w:val="StringTok"/>
-        </w:rPr>
-        <w:t xml:space="preserve">"data"</w:t>
-      </w:r>
-      <w:r>
-        <w:rPr>
-          <w:rStyle w:val="NormalTok"/>
-        </w:rPr>
-        <w:t xml:space="preserve">, </w:t>
-      </w:r>
-      <w:r>
-        <w:rPr>
-          <w:rStyle w:val="StringTok"/>
-        </w:rPr>
-        <w:t xml:space="preserve">"Datos_molec_2019.csv"</w:t>
-      </w:r>
-      <w:r>
-        <w:rPr>
-          <w:rStyle w:val="NormalTok"/>
-        </w:rPr>
-        <w:t xml:space="preserve">))</w:t>
+          <w:rStyle w:val="VerbatimChar"/>
+        </w:rPr>
+        <w:t xml:space="preserve">here() starts at C:/Users/Annette/Documents/Anne II/Tec/3er semestre/BLOQUE 2/Modelación estadística para la toma de decisiones/RetoRStudio/MA1001B</w:t>
       </w:r>
     </w:p>
     <w:p>
@@ -249,36 +278,69 @@
       </w:pPr>
       <w:r>
         <w:rPr>
-          <w:rStyle w:val="VerbatimChar"/>
-        </w:rPr>
-        <w:t xml:space="preserve">Warning: One or more parsing issues, call `problems()` on your data frame for details,</w:t>
-      </w:r>
-      <w:r>
-        <w:br/>
-      </w:r>
-      <w:r>
-        <w:rPr>
-          <w:rStyle w:val="VerbatimChar"/>
-        </w:rPr>
-        <w:t xml:space="preserve">e.g.:</w:t>
-      </w:r>
-      <w:r>
-        <w:br/>
-      </w:r>
-      <w:r>
-        <w:rPr>
-          <w:rStyle w:val="VerbatimChar"/>
-        </w:rPr>
-        <w:t xml:space="preserve">  dat &lt;- vroom(...)</w:t>
-      </w:r>
-      <w:r>
-        <w:br/>
-      </w:r>
-      <w:r>
-        <w:rPr>
-          <w:rStyle w:val="VerbatimChar"/>
-        </w:rPr>
-        <w:t xml:space="preserve">  problems(dat)</w:t>
+          <w:rStyle w:val="NormalTok"/>
+        </w:rPr>
+        <w:t xml:space="preserve">M19 </w:t>
+      </w:r>
+      <w:r>
+        <w:rPr>
+          <w:rStyle w:val="OtherTok"/>
+        </w:rPr>
+        <w:t xml:space="preserve">&lt;-</w:t>
+      </w:r>
+      <w:r>
+        <w:rPr>
+          <w:rStyle w:val="NormalTok"/>
+        </w:rPr>
+        <w:t xml:space="preserve"> </w:t>
+      </w:r>
+      <w:r>
+        <w:rPr>
+          <w:rStyle w:val="FunctionTok"/>
+        </w:rPr>
+        <w:t xml:space="preserve">read_csv</w:t>
+      </w:r>
+      <w:r>
+        <w:rPr>
+          <w:rStyle w:val="NormalTok"/>
+        </w:rPr>
+        <w:t xml:space="preserve">(</w:t>
+      </w:r>
+      <w:r>
+        <w:rPr>
+          <w:rStyle w:val="FunctionTok"/>
+        </w:rPr>
+        <w:t xml:space="preserve">here</w:t>
+      </w:r>
+      <w:r>
+        <w:rPr>
+          <w:rStyle w:val="NormalTok"/>
+        </w:rPr>
+        <w:t xml:space="preserve">(</w:t>
+      </w:r>
+      <w:r>
+        <w:rPr>
+          <w:rStyle w:val="StringTok"/>
+        </w:rPr>
+        <w:t xml:space="preserve">"data"</w:t>
+      </w:r>
+      <w:r>
+        <w:rPr>
+          <w:rStyle w:val="NormalTok"/>
+        </w:rPr>
+        <w:t xml:space="preserve">, </w:t>
+      </w:r>
+      <w:r>
+        <w:rPr>
+          <w:rStyle w:val="StringTok"/>
+        </w:rPr>
+        <w:t xml:space="preserve">"Datos_molec_2019.csv"</w:t>
+      </w:r>
+      <w:r>
+        <w:rPr>
+          <w:rStyle w:val="NormalTok"/>
+        </w:rPr>
+        <w:t xml:space="preserve">))</w:t>
       </w:r>
     </w:p>
     <w:p>
@@ -289,73 +351,34 @@
         <w:rPr>
           <w:rStyle w:val="VerbatimChar"/>
         </w:rPr>
-        <w:t xml:space="preserve">Rows: 1980 Columns: 108</w:t>
-      </w:r>
-      <w:r>
-        <w:br/>
-      </w:r>
-      <w:r>
-        <w:rPr>
-          <w:rStyle w:val="VerbatimChar"/>
-        </w:rPr>
-        <w:t xml:space="preserve">── Column specification ────────────────────────────────────────────────────────</w:t>
-      </w:r>
-      <w:r>
-        <w:br/>
-      </w:r>
-      <w:r>
-        <w:rPr>
-          <w:rStyle w:val="VerbatimChar"/>
-        </w:rPr>
-        <w:t xml:space="preserve">Delimiter: ","</w:t>
-      </w:r>
-      <w:r>
-        <w:br/>
-      </w:r>
-      <w:r>
-        <w:rPr>
-          <w:rStyle w:val="VerbatimChar"/>
-        </w:rPr>
-        <w:t xml:space="preserve">chr (15): cd, periodo, folio, entidad, n_ren_ele, p5_6esp, p9_5esp, p12_9esp...</w:t>
-      </w:r>
-      <w:r>
-        <w:br/>
-      </w:r>
-      <w:r>
-        <w:rPr>
-          <w:rStyle w:val="VerbatimChar"/>
-        </w:rPr>
-        <w:t xml:space="preserve">dbl (91): control, viv_sel, num_hog, hog_mud, p1, p2, p3_1, p3_2, p3_3, p3_4...</w:t>
-      </w:r>
-      <w:r>
-        <w:br/>
-      </w:r>
-      <w:r>
-        <w:rPr>
-          <w:rStyle w:val="VerbatimChar"/>
-        </w:rPr>
-        <w:t xml:space="preserve">lgl  (2): p6_6esp, p11_6esp</w:t>
-      </w:r>
-      <w:r>
-        <w:br/>
-      </w:r>
-      <w:r>
-        <w:br/>
-      </w:r>
-      <w:r>
-        <w:rPr>
-          <w:rStyle w:val="VerbatimChar"/>
-        </w:rPr>
-        <w:t xml:space="preserve">ℹ Use `spec()` to retrieve the full column specification for this data.</w:t>
-      </w:r>
-      <w:r>
-        <w:br/>
-      </w:r>
-      <w:r>
-        <w:rPr>
-          <w:rStyle w:val="VerbatimChar"/>
-        </w:rPr>
-        <w:t xml:space="preserve">ℹ Specify the column types or set `show_col_types = FALSE` to quiet this message.</w:t>
+        <w:t xml:space="preserve">Warning: One or more parsing issues, call `problems()` on your data frame for details,</w:t>
+      </w:r>
+      <w:r>
+        <w:br/>
+      </w:r>
+      <w:r>
+        <w:rPr>
+          <w:rStyle w:val="VerbatimChar"/>
+        </w:rPr>
+        <w:t xml:space="preserve">e.g.:</w:t>
+      </w:r>
+      <w:r>
+        <w:br/>
+      </w:r>
+      <w:r>
+        <w:rPr>
+          <w:rStyle w:val="VerbatimChar"/>
+        </w:rPr>
+        <w:t xml:space="preserve">  dat &lt;- vroom(...)</w:t>
+      </w:r>
+      <w:r>
+        <w:br/>
+      </w:r>
+      <w:r>
+        <w:rPr>
+          <w:rStyle w:val="VerbatimChar"/>
+        </w:rPr>
+        <w:t xml:space="preserve">  problems(dat)</w:t>
       </w:r>
     </w:p>
     <w:p>
@@ -364,69 +387,75 @@
       </w:pPr>
       <w:r>
         <w:rPr>
-          <w:rStyle w:val="NormalTok"/>
-        </w:rPr>
-        <w:t xml:space="preserve">M20 </w:t>
-      </w:r>
-      <w:r>
-        <w:rPr>
-          <w:rStyle w:val="OtherTok"/>
-        </w:rPr>
-        <w:t xml:space="preserve">&lt;-</w:t>
-      </w:r>
-      <w:r>
-        <w:rPr>
-          <w:rStyle w:val="NormalTok"/>
-        </w:rPr>
-        <w:t xml:space="preserve"> </w:t>
-      </w:r>
-      <w:r>
-        <w:rPr>
-          <w:rStyle w:val="FunctionTok"/>
-        </w:rPr>
-        <w:t xml:space="preserve">read_csv</w:t>
-      </w:r>
-      <w:r>
-        <w:rPr>
-          <w:rStyle w:val="NormalTok"/>
-        </w:rPr>
-        <w:t xml:space="preserve">(</w:t>
-      </w:r>
-      <w:r>
-        <w:rPr>
-          <w:rStyle w:val="FunctionTok"/>
-        </w:rPr>
-        <w:t xml:space="preserve">here</w:t>
-      </w:r>
-      <w:r>
-        <w:rPr>
-          <w:rStyle w:val="NormalTok"/>
-        </w:rPr>
-        <w:t xml:space="preserve">(</w:t>
-      </w:r>
-      <w:r>
-        <w:rPr>
-          <w:rStyle w:val="StringTok"/>
-        </w:rPr>
-        <w:t xml:space="preserve">"data"</w:t>
-      </w:r>
-      <w:r>
-        <w:rPr>
-          <w:rStyle w:val="NormalTok"/>
-        </w:rPr>
-        <w:t xml:space="preserve">, </w:t>
-      </w:r>
-      <w:r>
-        <w:rPr>
-          <w:rStyle w:val="StringTok"/>
-        </w:rPr>
-        <w:t xml:space="preserve">"Datos_molec_2020.csv"</w:t>
-      </w:r>
-      <w:r>
-        <w:rPr>
-          <w:rStyle w:val="NormalTok"/>
-        </w:rPr>
-        <w:t xml:space="preserve">))</w:t>
+          <w:rStyle w:val="VerbatimChar"/>
+        </w:rPr>
+        <w:t xml:space="preserve">Rows: 1980 Columns: 108</w:t>
+      </w:r>
+      <w:r>
+        <w:br/>
+      </w:r>
+      <w:r>
+        <w:rPr>
+          <w:rStyle w:val="VerbatimChar"/>
+        </w:rPr>
+        <w:t xml:space="preserve">── Column specification ────────────────────────────────────────────────────────</w:t>
+      </w:r>
+      <w:r>
+        <w:br/>
+      </w:r>
+      <w:r>
+        <w:rPr>
+          <w:rStyle w:val="VerbatimChar"/>
+        </w:rPr>
+        <w:t xml:space="preserve">Delimiter: ","</w:t>
+      </w:r>
+      <w:r>
+        <w:br/>
+      </w:r>
+      <w:r>
+        <w:rPr>
+          <w:rStyle w:val="VerbatimChar"/>
+        </w:rPr>
+        <w:t xml:space="preserve">chr (15): cd, periodo, folio, entidad, n_ren_ele, p5_6esp, p9_5esp, p12_9esp...</w:t>
+      </w:r>
+      <w:r>
+        <w:br/>
+      </w:r>
+      <w:r>
+        <w:rPr>
+          <w:rStyle w:val="VerbatimChar"/>
+        </w:rPr>
+        <w:t xml:space="preserve">dbl (91): control, viv_sel, num_hog, hog_mud, p1, p2, p3_1, p3_2, p3_3, p3_4...</w:t>
+      </w:r>
+      <w:r>
+        <w:br/>
+      </w:r>
+      <w:r>
+        <w:rPr>
+          <w:rStyle w:val="VerbatimChar"/>
+        </w:rPr>
+        <w:t xml:space="preserve">lgl  (2): p6_6esp, p11_6esp</w:t>
+      </w:r>
+      <w:r>
+        <w:br/>
+      </w:r>
+      <w:r>
+        <w:br/>
+      </w:r>
+      <w:r>
+        <w:rPr>
+          <w:rStyle w:val="VerbatimChar"/>
+        </w:rPr>
+        <w:t xml:space="preserve">ℹ Use `spec()` to retrieve the full column specification for this data.</w:t>
+      </w:r>
+      <w:r>
+        <w:br/>
+      </w:r>
+      <w:r>
+        <w:rPr>
+          <w:rStyle w:val="VerbatimChar"/>
+        </w:rPr>
+        <w:t xml:space="preserve">ℹ Specify the column types or set `show_col_types = FALSE` to quiet this message.</w:t>
       </w:r>
     </w:p>
     <w:p>
@@ -435,36 +464,69 @@
       </w:pPr>
       <w:r>
         <w:rPr>
-          <w:rStyle w:val="VerbatimChar"/>
-        </w:rPr>
-        <w:t xml:space="preserve">Warning: One or more parsing issues, call `problems()` on your data frame for details,</w:t>
-      </w:r>
-      <w:r>
-        <w:br/>
-      </w:r>
-      <w:r>
-        <w:rPr>
-          <w:rStyle w:val="VerbatimChar"/>
-        </w:rPr>
-        <w:t xml:space="preserve">e.g.:</w:t>
-      </w:r>
-      <w:r>
-        <w:br/>
-      </w:r>
-      <w:r>
-        <w:rPr>
-          <w:rStyle w:val="VerbatimChar"/>
-        </w:rPr>
-        <w:t xml:space="preserve">  dat &lt;- vroom(...)</w:t>
-      </w:r>
-      <w:r>
-        <w:br/>
-      </w:r>
-      <w:r>
-        <w:rPr>
-          <w:rStyle w:val="VerbatimChar"/>
-        </w:rPr>
-        <w:t xml:space="preserve">  problems(dat)</w:t>
+          <w:rStyle w:val="NormalTok"/>
+        </w:rPr>
+        <w:t xml:space="preserve">M20 </w:t>
+      </w:r>
+      <w:r>
+        <w:rPr>
+          <w:rStyle w:val="OtherTok"/>
+        </w:rPr>
+        <w:t xml:space="preserve">&lt;-</w:t>
+      </w:r>
+      <w:r>
+        <w:rPr>
+          <w:rStyle w:val="NormalTok"/>
+        </w:rPr>
+        <w:t xml:space="preserve"> </w:t>
+      </w:r>
+      <w:r>
+        <w:rPr>
+          <w:rStyle w:val="FunctionTok"/>
+        </w:rPr>
+        <w:t xml:space="preserve">read_csv</w:t>
+      </w:r>
+      <w:r>
+        <w:rPr>
+          <w:rStyle w:val="NormalTok"/>
+        </w:rPr>
+        <w:t xml:space="preserve">(</w:t>
+      </w:r>
+      <w:r>
+        <w:rPr>
+          <w:rStyle w:val="FunctionTok"/>
+        </w:rPr>
+        <w:t xml:space="preserve">here</w:t>
+      </w:r>
+      <w:r>
+        <w:rPr>
+          <w:rStyle w:val="NormalTok"/>
+        </w:rPr>
+        <w:t xml:space="preserve">(</w:t>
+      </w:r>
+      <w:r>
+        <w:rPr>
+          <w:rStyle w:val="StringTok"/>
+        </w:rPr>
+        <w:t xml:space="preserve">"data"</w:t>
+      </w:r>
+      <w:r>
+        <w:rPr>
+          <w:rStyle w:val="NormalTok"/>
+        </w:rPr>
+        <w:t xml:space="preserve">, </w:t>
+      </w:r>
+      <w:r>
+        <w:rPr>
+          <w:rStyle w:val="StringTok"/>
+        </w:rPr>
+        <w:t xml:space="preserve">"Datos_molec_2020.csv"</w:t>
+      </w:r>
+      <w:r>
+        <w:rPr>
+          <w:rStyle w:val="NormalTok"/>
+        </w:rPr>
+        <w:t xml:space="preserve">))</w:t>
       </w:r>
     </w:p>
     <w:p>
@@ -475,73 +537,34 @@
         <w:rPr>
           <w:rStyle w:val="VerbatimChar"/>
         </w:rPr>
-        <w:t xml:space="preserve">Rows: 2010 Columns: 108</w:t>
-      </w:r>
-      <w:r>
-        <w:br/>
-      </w:r>
-      <w:r>
-        <w:rPr>
-          <w:rStyle w:val="VerbatimChar"/>
-        </w:rPr>
-        <w:t xml:space="preserve">── Column specification ────────────────────────────────────────────────────────</w:t>
-      </w:r>
-      <w:r>
-        <w:br/>
-      </w:r>
-      <w:r>
-        <w:rPr>
-          <w:rStyle w:val="VerbatimChar"/>
-        </w:rPr>
-        <w:t xml:space="preserve">Delimiter: ","</w:t>
-      </w:r>
-      <w:r>
-        <w:br/>
-      </w:r>
-      <w:r>
-        <w:rPr>
-          <w:rStyle w:val="VerbatimChar"/>
-        </w:rPr>
-        <w:t xml:space="preserve">chr (11): folio, p5_6esp, p6_6esp, p11_6esp, p12_9esp, p15_5esp, p17_6esp, p...</w:t>
-      </w:r>
-      <w:r>
-        <w:br/>
-      </w:r>
-      <w:r>
-        <w:rPr>
-          <w:rStyle w:val="VerbatimChar"/>
-        </w:rPr>
-        <w:t xml:space="preserve">dbl (96): entidad, control, viv_sel, num_hog, hog_mud, n_ren_el, cd, periodo...</w:t>
-      </w:r>
-      <w:r>
-        <w:br/>
-      </w:r>
-      <w:r>
-        <w:rPr>
-          <w:rStyle w:val="VerbatimChar"/>
-        </w:rPr>
-        <w:t xml:space="preserve">lgl  (1): p9_5esp</w:t>
-      </w:r>
-      <w:r>
-        <w:br/>
-      </w:r>
-      <w:r>
-        <w:br/>
-      </w:r>
-      <w:r>
-        <w:rPr>
-          <w:rStyle w:val="VerbatimChar"/>
-        </w:rPr>
-        <w:t xml:space="preserve">ℹ Use `spec()` to retrieve the full column specification for this data.</w:t>
-      </w:r>
-      <w:r>
-        <w:br/>
-      </w:r>
-      <w:r>
-        <w:rPr>
-          <w:rStyle w:val="VerbatimChar"/>
-        </w:rPr>
-        <w:t xml:space="preserve">ℹ Specify the column types or set `show_col_types = FALSE` to quiet this message.</w:t>
+        <w:t xml:space="preserve">Warning: One or more parsing issues, call `problems()` on your data frame for details,</w:t>
+      </w:r>
+      <w:r>
+        <w:br/>
+      </w:r>
+      <w:r>
+        <w:rPr>
+          <w:rStyle w:val="VerbatimChar"/>
+        </w:rPr>
+        <w:t xml:space="preserve">e.g.:</w:t>
+      </w:r>
+      <w:r>
+        <w:br/>
+      </w:r>
+      <w:r>
+        <w:rPr>
+          <w:rStyle w:val="VerbatimChar"/>
+        </w:rPr>
+        <w:t xml:space="preserve">  dat &lt;- vroom(...)</w:t>
+      </w:r>
+      <w:r>
+        <w:br/>
+      </w:r>
+      <w:r>
+        <w:rPr>
+          <w:rStyle w:val="VerbatimChar"/>
+        </w:rPr>
+        <w:t xml:space="preserve">  problems(dat)</w:t>
       </w:r>
     </w:p>
     <w:p>
@@ -550,15 +573,75 @@
       </w:pPr>
       <w:r>
         <w:rPr>
-          <w:rStyle w:val="FunctionTok"/>
-        </w:rPr>
-        <w:t xml:space="preserve">str</w:t>
-      </w:r>
-      <w:r>
-        <w:rPr>
-          <w:rStyle w:val="NormalTok"/>
-        </w:rPr>
-        <w:t xml:space="preserve">(M19)</w:t>
+          <w:rStyle w:val="VerbatimChar"/>
+        </w:rPr>
+        <w:t xml:space="preserve">Rows: 2010 Columns: 108</w:t>
+      </w:r>
+      <w:r>
+        <w:br/>
+      </w:r>
+      <w:r>
+        <w:rPr>
+          <w:rStyle w:val="VerbatimChar"/>
+        </w:rPr>
+        <w:t xml:space="preserve">── Column specification ────────────────────────────────────────────────────────</w:t>
+      </w:r>
+      <w:r>
+        <w:br/>
+      </w:r>
+      <w:r>
+        <w:rPr>
+          <w:rStyle w:val="VerbatimChar"/>
+        </w:rPr>
+        <w:t xml:space="preserve">Delimiter: ","</w:t>
+      </w:r>
+      <w:r>
+        <w:br/>
+      </w:r>
+      <w:r>
+        <w:rPr>
+          <w:rStyle w:val="VerbatimChar"/>
+        </w:rPr>
+        <w:t xml:space="preserve">chr (11): folio, p5_6esp, p6_6esp, p11_6esp, p12_9esp, p15_5esp, p17_6esp, p...</w:t>
+      </w:r>
+      <w:r>
+        <w:br/>
+      </w:r>
+      <w:r>
+        <w:rPr>
+          <w:rStyle w:val="VerbatimChar"/>
+        </w:rPr>
+        <w:t xml:space="preserve">dbl (96): entidad, control, viv_sel, num_hog, hog_mud, n_ren_el, cd, periodo...</w:t>
+      </w:r>
+      <w:r>
+        <w:br/>
+      </w:r>
+      <w:r>
+        <w:rPr>
+          <w:rStyle w:val="VerbatimChar"/>
+        </w:rPr>
+        <w:t xml:space="preserve">lgl  (1): p9_5esp</w:t>
+      </w:r>
+      <w:r>
+        <w:br/>
+      </w:r>
+      <w:r>
+        <w:br/>
+      </w:r>
+      <w:r>
+        <w:rPr>
+          <w:rStyle w:val="VerbatimChar"/>
+        </w:rPr>
+        <w:t xml:space="preserve">ℹ Use `spec()` to retrieve the full column specification for this data.</w:t>
+      </w:r>
+      <w:r>
+        <w:br/>
+      </w:r>
+      <w:r>
+        <w:rPr>
+          <w:rStyle w:val="VerbatimChar"/>
+        </w:rPr>
+        <w:t xml:space="preserve">ℹ Specify the column types or set `show_col_types = FALSE` to quiet this message.</w:t>
       </w:r>
     </w:p>
     <w:p>
@@ -567,6 +650,23 @@
       </w:pPr>
       <w:r>
         <w:rPr>
+          <w:rStyle w:val="FunctionTok"/>
+        </w:rPr>
+        <w:t xml:space="preserve">str</w:t>
+      </w:r>
+      <w:r>
+        <w:rPr>
+          <w:rStyle w:val="NormalTok"/>
+        </w:rPr>
+        <w:t xml:space="preserve">(M19)</w:t>
+      </w:r>
+    </w:p>
+    <w:p>
+      <w:pPr>
+        <w:pStyle w:val="SourceCode"/>
+      </w:pPr>
+      <w:r>
+        <w:rPr>
           <w:rStyle w:val="VerbatimChar"/>
         </w:rPr>
         <w:t xml:space="preserve">spc_tbl_ [1,980 × 108] (S3: spec_tbl_df/tbl_df/tbl/data.frame)</w:t>
@@ -2488,7 +2588,7 @@
         <w:t xml:space="preserve">1980 observaciones con 108 variables. La mayoría de las variables son cualitativas, pero están insertas como números. Se tiene que revisar en el contexto del problema cuáles son realmente numéricas.</w:t>
       </w:r>
     </w:p>
-    <w:bookmarkStart w:id="20" w:name="diccionarios"/>
+    <w:bookmarkStart w:id="23" w:name="diccionarios"/>
     <w:p>
       <w:pPr>
         <w:pStyle w:val="Heading2"/>
@@ -2644,8 +2744,8 @@
         <w:t xml:space="preserve">El diccionario indica qué significan las variables en el contexto del problema, pero no a qué equivalen sus categorías. Eso se debe leer en el archivo de descriptor de las preguntas y en el cuestionario.</w:t>
       </w:r>
     </w:p>
-    <w:bookmarkEnd w:id="20"/>
-    <w:bookmarkStart w:id="21" w:name="resumen-de-las-variables"/>
+    <w:bookmarkEnd w:id="23"/>
+    <w:bookmarkStart w:id="24" w:name="resumen-de-las-variables"/>
     <w:p>
       <w:pPr>
         <w:pStyle w:val="Heading2"/>
@@ -4625,9 +4725,9 @@
         <w:t xml:space="preserve">Aunque en la mayor parte de las variables, las medidas calculadas (media, mediana, mínimo, máximo), en muchas no tienen sentido porque son categóricas. El summary permite ver si la variable tiene datos faltantes (NA´s), por ejemplo, la variable anio tiene valores faltantes.</w:t>
       </w:r>
     </w:p>
-    <w:bookmarkEnd w:id="21"/>
-    <w:bookmarkEnd w:id="22"/>
-    <w:bookmarkStart w:id="25" w:name="selección-de-las-variables"/>
+    <w:bookmarkEnd w:id="24"/>
+    <w:bookmarkEnd w:id="25"/>
+    <w:bookmarkStart w:id="28" w:name="selección-de-las-variables"/>
     <w:p>
       <w:pPr>
         <w:pStyle w:val="Heading1"/>
@@ -4736,7 +4836,7 @@
         <w:t xml:space="preserve">]</w:t>
       </w:r>
     </w:p>
-    <w:bookmarkStart w:id="23" w:name="datos-perdidos-o-faltantes"/>
+    <w:bookmarkStart w:id="26" w:name="datos-perdidos-o-faltantes"/>
     <w:p>
       <w:pPr>
         <w:pStyle w:val="Heading2"/>
@@ -5452,8 +5552,8 @@
         <w:t xml:space="preserve">[1] 65</w:t>
       </w:r>
     </w:p>
-    <w:bookmarkEnd w:id="23"/>
-    <w:bookmarkStart w:id="24" w:name="para-quitar-los-nas"/>
+    <w:bookmarkEnd w:id="26"/>
+    <w:bookmarkStart w:id="27" w:name="para-quitar-los-nas"/>
     <w:p>
       <w:pPr>
         <w:pStyle w:val="Heading2"/>
@@ -5963,9 +6063,13 @@
         <w:t xml:space="preserve">Se verifica que ya no hay datos perdidos en mi data set de interés.</w:t>
       </w:r>
     </w:p>
-    <w:bookmarkEnd w:id="24"/>
-    <w:bookmarkEnd w:id="25"/>
-    <w:sectPr/>
+    <w:bookmarkEnd w:id="27"/>
+    <w:bookmarkEnd w:id="28"/>
+    <w:sectPr>
+      <w:footnotePr>
+        <w:numRestart w:val="eachSect"/>
+      </w:footnotePr>
+    </w:sectPr>
   </w:body>
 </w:document>
 </file>
@@ -6137,8 +6241,6 @@
     </w:pPr>
     <w:rPr>
       <w:rFonts w:asciiTheme="majorHAnsi" w:cstheme="majorBidi" w:eastAsiaTheme="majorEastAsia" w:hAnsiTheme="majorHAnsi"/>
-      <w:spacing w:val="-10"/>
-      <w:kern w:val="28"/>
       <w:sz w:val="56"/>
       <w:szCs w:val="56"/>
     </w:rPr>
@@ -6151,8 +6253,6 @@
     <w:rsid w:val="00A10FD9"/>
     <w:rPr>
       <w:rFonts w:asciiTheme="majorHAnsi" w:cstheme="majorBidi" w:eastAsiaTheme="majorEastAsia" w:hAnsiTheme="majorHAnsi"/>
-      <w:spacing w:val="-10"/>
-      <w:kern w:val="28"/>
       <w:sz w:val="56"/>
       <w:szCs w:val="56"/>
     </w:rPr>
@@ -6193,23 +6293,31 @@
   </w:style>
   <w:style w:customStyle="1" w:styleId="Author" w:type="paragraph">
     <w:name w:val="Author"/>
+    <w:basedOn w:val="Title"/>
     <w:next w:val="BodyText"/>
     <w:qFormat/>
     <w:pPr>
       <w:keepNext/>
       <w:keepLines/>
-      <w:jc w:val="center"/>
     </w:pPr>
+    <w:rPr>
+      <w:sz w:val="24"/>
+      <w:szCs w:val="24"/>
+    </w:rPr>
   </w:style>
   <w:style w:styleId="Date" w:type="paragraph">
     <w:name w:val="Date"/>
+    <w:basedOn w:val="Title"/>
     <w:next w:val="BodyText"/>
     <w:qFormat/>
     <w:pPr>
       <w:keepNext/>
       <w:keepLines/>
-      <w:jc w:val="center"/>
     </w:pPr>
+    <w:rPr>
+      <w:sz w:val="24"/>
+      <w:szCs w:val="24"/>
+    </w:rPr>
   </w:style>
   <w:style w:customStyle="1" w:styleId="AbstractTitle" w:type="paragraph">
     <w:name w:val="Abstract Title"/>
